--- a/data/revised_2026-10_full/tracked/v2/Maths/SS4.1_Statistics_I/Mathematics_Statistics_I_FinalExplanation_TeacherKey_TRACKED.docx
+++ b/data/revised_2026-10_full/tracked/v2/Maths/SS4.1_Statistics_I/Mathematics_Statistics_I_FinalExplanation_TeacherKey_TRACKED.docx
@@ -489,7 +489,7 @@
               </w:rPr>
               <w:t xml:space="preserve">(c) If you made an ungrouped frequency table for Subject 1, what would you notice, and why does grouping help Madam Achieng more? (Key Inquiry </w:t>
             </w:r>
-            <w:del w:id="9001" w:author="Claude (AI) - proposed" w:date="2026-10-15T12:58:34Z">
+            <w:del w:id="9001" w:author="Claude (AI) - proposed" w:date="2026-10-18T00:31:43Z">
               <w:r>
                 <w:rPr>
                   <w:rFonts w:ascii="Arial" w:cs="Arial" w:eastAsia="Arial" w:hAnsi="Arial"/>
@@ -504,7 +504,7 @@
                 <w:delText xml:space="preserve">1</w:delText>
               </w:r>
             </w:del>
-            <w:ins w:id="9002" w:author="Claude (AI) - proposed" w:date="2026-10-15T12:58:34Z">
+            <w:ins w:id="9002" w:author="Claude (AI) - proposed" w:date="2026-10-18T00:31:43Z">
               <w:r>
                 <w:rPr>
                   <w:rFonts w:ascii="Arial" w:cs="Arial" w:eastAsia="Arial" w:hAnsi="Arial"/>
@@ -532,7 +532,7 @@
               </w:rPr>
               <w:t xml:space="preserve">: How do we </w:t>
             </w:r>
-            <w:del w:id="9003" w:author="Claude (AI) - proposed" w:date="2026-10-15T12:58:34Z">
+            <w:del w:id="9003" w:author="Claude (AI) - proposed" w:date="2026-10-18T00:31:43Z">
               <w:r>
                 <w:rPr>
                   <w:rFonts w:ascii="Arial" w:cs="Arial" w:eastAsia="Arial" w:hAnsi="Arial"/>
@@ -547,7 +547,7 @@
                 <w:delText xml:space="preserve">organise data using frequency distribution tables</w:delText>
               </w:r>
             </w:del>
-            <w:ins w:id="9004" w:author="Claude (AI) - proposed" w:date="2026-10-15T12:58:34Z">
+            <w:ins w:id="9004" w:author="Claude (AI) - proposed" w:date="2026-10-18T00:31:43Z">
               <w:r>
                 <w:rPr>
                   <w:rFonts w:ascii="Arial" w:cs="Arial" w:eastAsia="Arial" w:hAnsi="Arial"/>
@@ -4730,7 +4730,7 @@
               </w:rPr>
               <w:t xml:space="preserve">(c) Answer </w:t>
             </w:r>
-            <w:del w:id="9005" w:author="Claude (AI) - proposed" w:date="2026-10-15T12:58:34Z">
+            <w:del w:id="9005" w:author="Claude (AI) - proposed" w:date="2026-10-18T00:31:43Z">
               <w:r>
                 <w:rPr>
                   <w:rFonts w:ascii="Arial" w:cs="Arial" w:eastAsia="Arial" w:hAnsi="Arial"/>
@@ -4745,7 +4745,7 @@
                 <w:delText xml:space="preserve">Key Inquiry 2</w:delText>
               </w:r>
             </w:del>
-            <w:ins w:id="9006" w:author="Claude (AI) - proposed" w:date="2026-10-15T12:58:34Z">
+            <w:ins w:id="9006" w:author="Claude (AI) - proposed" w:date="2026-10-18T00:31:43Z">
               <w:r>
                 <w:rPr>
                   <w:rFonts w:ascii="Arial" w:cs="Arial" w:eastAsia="Arial" w:hAnsi="Arial"/>
@@ -5179,7 +5179,7 @@
               </w:rPr>
               <w:t xml:space="preserve">Organising data (frequency tables</w:t>
             </w:r>
-            <w:del w:id="9007" w:author="Claude (AI) - proposed" w:date="2026-10-15T12:58:34Z">
+            <w:del w:id="9007" w:author="Claude (AI) - proposed" w:date="2026-10-18T00:31:43Z">
               <w:r>
                 <w:rPr>
                   <w:rFonts w:ascii="Arial" w:cs="Arial" w:eastAsia="Arial" w:hAnsi="Arial"/>
@@ -5227,7 +5227,7 @@
               <w:spacing w:after="40" w:before="0"/>
               <w:jc w:val="left"/>
             </w:pPr>
-            <w:del w:id="9008" w:author="Claude (AI) - proposed" w:date="2026-10-15T12:58:34Z">
+            <w:del w:id="9008" w:author="Claude (AI) - proposed" w:date="2026-10-18T00:31:43Z">
               <w:r>
                 <w:rPr>
                   <w:rFonts w:ascii="Arial" w:cs="Arial" w:eastAsia="Arial" w:hAnsi="Arial"/>
@@ -5242,7 +5242,7 @@
                 <w:delText xml:space="preserve">Builds</w:delText>
               </w:r>
             </w:del>
-            <w:ins w:id="9009" w:author="Claude (AI) - proposed" w:date="2026-10-15T12:58:34Z">
+            <w:ins w:id="9009" w:author="Claude (AI) - proposed" w:date="2026-10-18T00:31:43Z">
               <w:r>
                 <w:rPr>
                   <w:rFonts w:ascii="Arial" w:cs="Arial" w:eastAsia="Arial" w:hAnsi="Arial"/>
@@ -5290,7 +5290,7 @@
               <w:spacing w:after="40" w:before="0"/>
               <w:jc w:val="left"/>
             </w:pPr>
-            <w:del w:id="9010" w:author="Claude (AI) - proposed" w:date="2026-10-15T12:58:34Z">
+            <w:del w:id="9010" w:author="Claude (AI) - proposed" w:date="2026-10-18T00:31:43Z">
               <w:r>
                 <w:rPr>
                   <w:rFonts w:ascii="Arial" w:cs="Arial" w:eastAsia="Arial" w:hAnsi="Arial"/>
@@ -5305,7 +5305,7 @@
                 <w:delText xml:space="preserve">Builds</w:delText>
               </w:r>
             </w:del>
-            <w:ins w:id="9011" w:author="Claude (AI) - proposed" w:date="2026-10-15T12:58:34Z">
+            <w:ins w:id="9011" w:author="Claude (AI) - proposed" w:date="2026-10-18T00:31:43Z">
               <w:r>
                 <w:rPr>
                   <w:rFonts w:ascii="Arial" w:cs="Arial" w:eastAsia="Arial" w:hAnsi="Arial"/>
@@ -5353,7 +5353,7 @@
               <w:spacing w:after="40" w:before="0"/>
               <w:jc w:val="left"/>
             </w:pPr>
-            <w:del w:id="9012" w:author="Claude (AI) - proposed" w:date="2026-10-15T12:58:34Z">
+            <w:del w:id="9012" w:author="Claude (AI) - proposed" w:date="2026-10-18T00:31:43Z">
               <w:r>
                 <w:rPr>
                   <w:rFonts w:ascii="Arial" w:cs="Arial" w:eastAsia="Arial" w:hAnsi="Arial"/>
@@ -5368,7 +5368,7 @@
                 <w:delText xml:space="preserve">Table</w:delText>
               </w:r>
             </w:del>
-            <w:ins w:id="9013" w:author="Claude (AI) - proposed" w:date="2026-10-15T12:58:34Z">
+            <w:ins w:id="9013" w:author="Claude (AI) - proposed" w:date="2026-10-18T00:31:43Z">
               <w:r>
                 <w:rPr>
                   <w:rFonts w:ascii="Arial" w:cs="Arial" w:eastAsia="Arial" w:hAnsi="Arial"/>
@@ -5396,7 +5396,7 @@
               </w:rPr>
               <w:t xml:space="preserve"> has several errors or totals that do not equal 20, or gives no reason for the choice of classes</w:t>
             </w:r>
-            <w:ins w:id="9014" w:author="Claude (AI) - proposed" w:date="2026-10-15T12:58:34Z">
+            <w:ins w:id="9014" w:author="Claude (AI) - proposed" w:date="2026-10-18T00:31:43Z">
               <w:r>
                 <w:rPr>
                   <w:rFonts w:ascii="Arial" w:cs="Arial" w:eastAsia="Arial" w:hAnsi="Arial"/>
@@ -5479,7 +5479,7 @@
               <w:spacing w:after="40" w:before="0"/>
               <w:jc w:val="left"/>
             </w:pPr>
-            <w:del w:id="9015" w:author="Claude (AI) - proposed" w:date="2026-10-15T12:58:34Z">
+            <w:del w:id="9015" w:author="Claude (AI) - proposed" w:date="2026-10-18T00:31:43Z">
               <w:r>
                 <w:rPr>
                   <w:rFonts w:ascii="Arial" w:cs="Arial" w:eastAsia="Arial" w:hAnsi="Arial"/>
@@ -5494,7 +5494,7 @@
                 <w:delText xml:space="preserve">All</w:delText>
               </w:r>
             </w:del>
-            <w:ins w:id="9016" w:author="Claude (AI) - proposed" w:date="2026-10-15T12:58:34Z">
+            <w:ins w:id="9016" w:author="Claude (AI) - proposed" w:date="2026-10-18T00:31:43Z">
               <w:r>
                 <w:rPr>
                   <w:rFonts w:ascii="Arial" w:cs="Arial" w:eastAsia="Arial" w:hAnsi="Arial"/>
@@ -5542,7 +5542,7 @@
               <w:spacing w:after="40" w:before="0"/>
               <w:jc w:val="left"/>
             </w:pPr>
-            <w:del w:id="9017" w:author="Claude (AI) - proposed" w:date="2026-10-15T12:58:34Z">
+            <w:del w:id="9017" w:author="Claude (AI) - proposed" w:date="2026-10-18T00:31:43Z">
               <w:r>
                 <w:rPr>
                   <w:rFonts w:ascii="Arial" w:cs="Arial" w:eastAsia="Arial" w:hAnsi="Arial"/>
@@ -5557,7 +5557,7 @@
                 <w:delText xml:space="preserve">Most</w:delText>
               </w:r>
             </w:del>
-            <w:ins w:id="9018" w:author="Claude (AI) - proposed" w:date="2026-10-15T12:58:34Z">
+            <w:ins w:id="9018" w:author="Claude (AI) - proposed" w:date="2026-10-18T00:31:43Z">
               <w:r>
                 <w:rPr>
                   <w:rFonts w:ascii="Arial" w:cs="Arial" w:eastAsia="Arial" w:hAnsi="Arial"/>
@@ -5605,7 +5605,7 @@
               <w:spacing w:after="40" w:before="0"/>
               <w:jc w:val="left"/>
             </w:pPr>
-            <w:del w:id="9019" w:author="Claude (AI) - proposed" w:date="2026-10-15T12:58:34Z">
+            <w:del w:id="9019" w:author="Claude (AI) - proposed" w:date="2026-10-18T00:31:43Z">
               <w:r>
                 <w:rPr>
                   <w:rFonts w:ascii="Arial" w:cs="Arial" w:eastAsia="Arial" w:hAnsi="Arial"/>
@@ -5620,7 +5620,7 @@
                 <w:delText xml:space="preserve">Several</w:delText>
               </w:r>
             </w:del>
-            <w:ins w:id="9020" w:author="Claude (AI) - proposed" w:date="2026-10-15T12:58:34Z">
+            <w:ins w:id="9020" w:author="Claude (AI) - proposed" w:date="2026-10-18T00:31:43Z">
               <w:r>
                 <w:rPr>
                   <w:rFonts w:ascii="Arial" w:cs="Arial" w:eastAsia="Arial" w:hAnsi="Arial"/>
@@ -5648,7 +5648,7 @@
               </w:rPr>
               <w:t xml:space="preserve"> measures are incorrect or working is missing, and </w:t>
             </w:r>
-            <w:ins w:id="9021" w:author="Claude (AI) - proposed" w:date="2026-10-15T12:58:34Z">
+            <w:ins w:id="9021" w:author="Claude (AI) - proposed" w:date="2026-10-18T00:31:43Z">
               <w:r>
                 <w:rPr>
                   <w:rFonts w:ascii="Arial" w:cs="Arial" w:eastAsia="Arial" w:hAnsi="Arial"/>
@@ -5731,7 +5731,7 @@
               <w:spacing w:after="40" w:before="0"/>
               <w:jc w:val="left"/>
             </w:pPr>
-            <w:del w:id="9022" w:author="Claude (AI) - proposed" w:date="2026-10-15T12:58:34Z">
+            <w:del w:id="9022" w:author="Claude (AI) - proposed" w:date="2026-10-18T00:31:43Z">
               <w:r>
                 <w:rPr>
                   <w:rFonts w:ascii="Arial" w:cs="Arial" w:eastAsia="Arial" w:hAnsi="Arial"/>
@@ -5746,7 +5746,7 @@
                 <w:delText xml:space="preserve">Uses</w:delText>
               </w:r>
             </w:del>
-            <w:ins w:id="9023" w:author="Claude (AI) - proposed" w:date="2026-10-15T12:58:34Z">
+            <w:ins w:id="9023" w:author="Claude (AI) - proposed" w:date="2026-10-18T00:31:43Z">
               <w:r>
                 <w:rPr>
                   <w:rFonts w:ascii="Arial" w:cs="Arial" w:eastAsia="Arial" w:hAnsi="Arial"/>
@@ -5794,7 +5794,7 @@
               <w:spacing w:after="40" w:before="0"/>
               <w:jc w:val="left"/>
             </w:pPr>
-            <w:del w:id="9024" w:author="Claude (AI) - proposed" w:date="2026-10-15T12:58:34Z">
+            <w:del w:id="9024" w:author="Claude (AI) - proposed" w:date="2026-10-18T00:31:43Z">
               <w:r>
                 <w:rPr>
                   <w:rFonts w:ascii="Arial" w:cs="Arial" w:eastAsia="Arial" w:hAnsi="Arial"/>
@@ -5809,7 +5809,7 @@
                 <w:delText xml:space="preserve">Uses</w:delText>
               </w:r>
             </w:del>
-            <w:ins w:id="9025" w:author="Claude (AI) - proposed" w:date="2026-10-15T12:58:34Z">
+            <w:ins w:id="9025" w:author="Claude (AI) - proposed" w:date="2026-10-18T00:31:43Z">
               <w:r>
                 <w:rPr>
                   <w:rFonts w:ascii="Arial" w:cs="Arial" w:eastAsia="Arial" w:hAnsi="Arial"/>
@@ -5857,7 +5857,7 @@
               <w:spacing w:after="40" w:before="0"/>
               <w:jc w:val="left"/>
             </w:pPr>
-            <w:del w:id="9026" w:author="Claude (AI) - proposed" w:date="2026-10-15T12:58:34Z">
+            <w:del w:id="9026" w:author="Claude (AI) - proposed" w:date="2026-10-18T00:31:43Z">
               <w:r>
                 <w:rPr>
                   <w:rFonts w:ascii="Arial" w:cs="Arial" w:eastAsia="Arial" w:hAnsi="Arial"/>
@@ -5872,7 +5872,7 @@
                 <w:delText xml:space="preserve">Only</w:delText>
               </w:r>
             </w:del>
-            <w:ins w:id="9027" w:author="Claude (AI) - proposed" w:date="2026-10-15T12:58:34Z">
+            <w:ins w:id="9027" w:author="Claude (AI) - proposed" w:date="2026-10-18T00:31:43Z">
               <w:r>
                 <w:rPr>
                   <w:rFonts w:ascii="Arial" w:cs="Arial" w:eastAsia="Arial" w:hAnsi="Arial"/>
@@ -5955,7 +5955,7 @@
               <w:spacing w:after="40" w:before="0"/>
               <w:jc w:val="left"/>
             </w:pPr>
-            <w:del w:id="9028" w:author="Claude (AI) - proposed" w:date="2026-10-15T12:58:34Z">
+            <w:del w:id="9028" w:author="Claude (AI) - proposed" w:date="2026-10-18T00:31:43Z">
               <w:r>
                 <w:rPr>
                   <w:rFonts w:ascii="Arial" w:cs="Arial" w:eastAsia="Arial" w:hAnsi="Arial"/>
@@ -5970,7 +5970,7 @@
                 <w:delText xml:space="preserve">Gives</w:delText>
               </w:r>
             </w:del>
-            <w:ins w:id="9029" w:author="Claude (AI) - proposed" w:date="2026-10-15T12:58:34Z">
+            <w:ins w:id="9029" w:author="Claude (AI) - proposed" w:date="2026-10-18T00:31:43Z">
               <w:r>
                 <w:rPr>
                   <w:rFonts w:ascii="Arial" w:cs="Arial" w:eastAsia="Arial" w:hAnsi="Arial"/>
@@ -5998,7 +5998,7 @@
               </w:rPr>
               <w:t xml:space="preserve"> a clear claim supported by several correct pieces of evidence</w:t>
             </w:r>
-            <w:ins w:id="9030" w:author="Claude (AI) - proposed" w:date="2026-10-15T12:58:34Z">
+            <w:ins w:id="9030" w:author="Claude (AI) - proposed" w:date="2026-10-18T00:31:43Z">
               <w:r>
                 <w:rPr>
                   <w:rFonts w:ascii="Arial" w:cs="Arial" w:eastAsia="Arial" w:hAnsi="Arial"/>
@@ -6046,7 +6046,7 @@
               <w:spacing w:after="40" w:before="0"/>
               <w:jc w:val="left"/>
             </w:pPr>
-            <w:del w:id="9031" w:author="Claude (AI) - proposed" w:date="2026-10-15T12:58:34Z">
+            <w:del w:id="9031" w:author="Claude (AI) - proposed" w:date="2026-10-18T00:31:43Z">
               <w:r>
                 <w:rPr>
                   <w:rFonts w:ascii="Arial" w:cs="Arial" w:eastAsia="Arial" w:hAnsi="Arial"/>
@@ -6061,7 +6061,7 @@
                 <w:delText xml:space="preserve">Gives</w:delText>
               </w:r>
             </w:del>
-            <w:ins w:id="9032" w:author="Claude (AI) - proposed" w:date="2026-10-15T12:58:34Z">
+            <w:ins w:id="9032" w:author="Claude (AI) - proposed" w:date="2026-10-18T00:31:43Z">
               <w:r>
                 <w:rPr>
                   <w:rFonts w:ascii="Arial" w:cs="Arial" w:eastAsia="Arial" w:hAnsi="Arial"/>
@@ -6109,7 +6109,7 @@
               <w:spacing w:after="40" w:before="0"/>
               <w:jc w:val="left"/>
             </w:pPr>
-            <w:del w:id="9033" w:author="Claude (AI) - proposed" w:date="2026-10-15T12:58:34Z">
+            <w:del w:id="9033" w:author="Claude (AI) - proposed" w:date="2026-10-18T00:31:43Z">
               <w:r>
                 <w:rPr>
                   <w:rFonts w:ascii="Arial" w:cs="Arial" w:eastAsia="Arial" w:hAnsi="Arial"/>
@@ -6124,7 +6124,7 @@
                 <w:delText xml:space="preserve">Claim</w:delText>
               </w:r>
             </w:del>
-            <w:ins w:id="9034" w:author="Claude (AI) - proposed" w:date="2026-10-15T12:58:34Z">
+            <w:ins w:id="9034" w:author="Claude (AI) - proposed" w:date="2026-10-18T00:31:43Z">
               <w:r>
                 <w:rPr>
                   <w:rFonts w:ascii="Arial" w:cs="Arial" w:eastAsia="Arial" w:hAnsi="Arial"/>
@@ -6207,7 +6207,7 @@
               <w:spacing w:after="40" w:before="0"/>
               <w:jc w:val="left"/>
             </w:pPr>
-            <w:del w:id="9035" w:author="Claude (AI) - proposed" w:date="2026-10-15T12:58:34Z">
+            <w:del w:id="9035" w:author="Claude (AI) - proposed" w:date="2026-10-18T00:31:43Z">
               <w:r>
                 <w:rPr>
                   <w:rFonts w:ascii="Arial" w:cs="Arial" w:eastAsia="Arial" w:hAnsi="Arial"/>
@@ -6222,7 +6222,7 @@
                 <w:delText xml:space="preserve">Treats</w:delText>
               </w:r>
             </w:del>
-            <w:ins w:id="9036" w:author="Claude (AI) - proposed" w:date="2026-10-15T12:58:34Z">
+            <w:ins w:id="9036" w:author="Claude (AI) - proposed" w:date="2026-10-18T00:31:43Z">
               <w:r>
                 <w:rPr>
                   <w:rFonts w:ascii="Arial" w:cs="Arial" w:eastAsia="Arial" w:hAnsi="Arial"/>
@@ -6270,7 +6270,7 @@
               <w:spacing w:after="40" w:before="0"/>
               <w:jc w:val="left"/>
             </w:pPr>
-            <w:del w:id="9037" w:author="Claude (AI) - proposed" w:date="2026-10-15T12:58:34Z">
+            <w:del w:id="9037" w:author="Claude (AI) - proposed" w:date="2026-10-18T00:31:43Z">
               <w:r>
                 <w:rPr>
                   <w:rFonts w:ascii="Arial" w:cs="Arial" w:eastAsia="Arial" w:hAnsi="Arial"/>
@@ -6285,7 +6285,7 @@
                 <w:delText xml:space="preserve">Recognises</w:delText>
               </w:r>
             </w:del>
-            <w:ins w:id="9038" w:author="Claude (AI) - proposed" w:date="2026-10-15T12:58:34Z">
+            <w:ins w:id="9038" w:author="Claude (AI) - proposed" w:date="2026-10-18T00:31:43Z">
               <w:r>
                 <w:rPr>
                   <w:rFonts w:ascii="Arial" w:cs="Arial" w:eastAsia="Arial" w:hAnsi="Arial"/>
@@ -6333,7 +6333,7 @@
               <w:spacing w:after="40" w:before="0"/>
               <w:jc w:val="left"/>
             </w:pPr>
-            <w:del w:id="9039" w:author="Claude (AI) - proposed" w:date="2026-10-15T12:58:34Z">
+            <w:del w:id="9039" w:author="Claude (AI) - proposed" w:date="2026-10-18T00:31:43Z">
               <w:r>
                 <w:rPr>
                   <w:rFonts w:ascii="Arial" w:cs="Arial" w:eastAsia="Arial" w:hAnsi="Arial"/>
@@ -6348,7 +6348,7 @@
                 <w:delText xml:space="preserve">States</w:delText>
               </w:r>
             </w:del>
-            <w:ins w:id="9040" w:author="Claude (AI) - proposed" w:date="2026-10-15T12:58:34Z">
+            <w:ins w:id="9040" w:author="Claude (AI) - proposed" w:date="2026-10-18T00:31:43Z">
               <w:r>
                 <w:rPr>
                   <w:rFonts w:ascii="Arial" w:cs="Arial" w:eastAsia="Arial" w:hAnsi="Arial"/>
@@ -6376,7 +6376,7 @@
               </w:rPr>
               <w:t xml:space="preserve"> a cause for the score difference as a fact</w:t>
             </w:r>
-            <w:ins w:id="9041" w:author="Claude (AI) - proposed" w:date="2026-10-15T12:58:34Z">
+            <w:ins w:id="9041" w:author="Claude (AI) - proposed" w:date="2026-10-18T00:31:43Z">
               <w:r>
                 <w:rPr>
                   <w:rFonts w:ascii="Arial" w:cs="Arial" w:eastAsia="Arial" w:hAnsi="Arial"/>
@@ -6526,7 +6526,7 @@
         </w:rPr>
         <w:t xml:space="preserve">© 2026 SeaVuria and ARES. This work is licensed under a </w:t>
       </w:r>
-      <w:hyperlink w:history="1" r:id="rIdfcwbxkl98y0erbbgtfqgg">
+      <w:hyperlink w:history="1" r:id="rIdw2ifzmd8p5quorssbmxz5">
         <w:r>
           <w:rPr>
             <w:rFonts w:ascii="Arial" w:cs="Arial" w:eastAsia="Arial" w:hAnsi="Arial"/>
@@ -6546,7 +6546,7 @@
         </w:rPr>
         <w:t xml:space="preserve"> (</w:t>
       </w:r>
-      <w:hyperlink w:history="1" r:id="rIdandfsaeeoud2vdptmts46">
+      <w:hyperlink w:history="1" r:id="rIdk805g04qpyktjqkjogxko">
         <w:r>
           <w:rPr>
             <w:rFonts w:ascii="Arial" w:cs="Arial" w:eastAsia="Arial" w:hAnsi="Arial"/>
@@ -6566,7 +6566,7 @@
         </w:rPr>
         <w:t xml:space="preserve">). To view a copy of this license, visit </w:t>
       </w:r>
-      <w:hyperlink w:history="1" r:id="rIddcw9r10le8mhkmjy2enii">
+      <w:hyperlink w:history="1" r:id="rIdxknxig14knhqbn4junhyr">
         <w:r>
           <w:rPr>
             <w:rFonts w:ascii="Arial" w:cs="Arial" w:eastAsia="Arial" w:hAnsi="Arial"/>
